--- a/CMA_B1_Ch16_Handouts.docx
+++ b/CMA_B1_Ch16_Handouts.docx
@@ -14,7 +14,7 @@
           <w:sz w:val="40"/>
           <w:szCs w:val="40"/>
         </w:rPr>
-        <w:t xml:space="preserve">Handout 16.1 · Sections 16.1, 16.3</w:t>
+        <w:t xml:space="preserve">Handout 16.1 · What consolidated statements are · and 1 more section</w:t>
       </w:r>
     </w:p>
     <w:p>
@@ -5211,7 +5211,7 @@
           <w:sz w:val="40"/>
           <w:szCs w:val="40"/>
         </w:rPr>
-        <w:t xml:space="preserve">Handout 16.2 · Section 16.4</w:t>
+        <w:t xml:space="preserve">Handout 16.2 · The acquisition: goodwill and noncontrolling interest</w:t>
       </w:r>
     </w:p>
     <w:p>
@@ -9900,7 +9900,7 @@
           <w:sz w:val="40"/>
           <w:szCs w:val="40"/>
         </w:rPr>
-        <w:t xml:space="preserve">Handout 16.3 · Sections 16.5, 16.6</w:t>
+        <w:t xml:space="preserve">Handout 16.3 · Eliminating intercompany balances and transactions · and 1 more section</w:t>
       </w:r>
     </w:p>
     <w:p>
@@ -15619,7 +15619,7 @@
               <w:sz w:val="16"/>
               <w:szCs w:val="16"/>
             </w:rPr>
-            <w:t xml:space="preserve">Handout 16.1 · Sections 16.1, 16.3</w:t>
+            <w:t xml:space="preserve">Handout 16.1 · What consolidated statements are · and 1 more section</w:t>
           </w:r>
         </w:p>
       </w:tc>
@@ -15710,7 +15710,7 @@
               <w:sz w:val="16"/>
               <w:szCs w:val="16"/>
             </w:rPr>
-            <w:t xml:space="preserve">Handout 16.2 · Section 16.4</w:t>
+            <w:t xml:space="preserve">Handout 16.2 · The acquisition: goodwill and noncontrolling interest</w:t>
           </w:r>
         </w:p>
       </w:tc>
@@ -15801,7 +15801,7 @@
               <w:sz w:val="16"/>
               <w:szCs w:val="16"/>
             </w:rPr>
-            <w:t xml:space="preserve">Handout 16.3 · Sections 16.5, 16.6</w:t>
+            <w:t xml:space="preserve">Handout 16.3 · Eliminating intercompany balances and transactions · and 1 more section</w:t>
           </w:r>
         </w:p>
       </w:tc>
